--- a/docs/docx/01_기획명세서/spec_grade.docx
+++ b/docs/docx/01_기획명세서/spec_grade.docx
@@ -5865,6 +5865,1775 @@
       </w:r>
       <w:r>
         <w:t xml:space="preserve">— 프론트엔드 initGradeCache + 서버 Redis 캐시로 등급 ID→라벨 매핑을 전역 관리한다.</w:t>
+      </w:r>
+    </w:p>
+    <w:p>
+      <w:r>
+        <w:pict>
+          <v:rect style="width:0;height:1.5pt" o:hralign="center" o:hrstd="t" o:hr="t"/>
+        </w:pict>
+      </w:r>
+    </w:p>
+    <w:p>
+      <w:pPr>
+        <w:pStyle w:val="Heading2"/>
+      </w:pPr>
+      <w:bookmarkStart w:id="29" w:name="정상작동-시나리오"/>
+      <w:r>
+        <w:t xml:space="preserve">3. 정상작동 시나리오</w:t>
+      </w:r>
+      <w:bookmarkEnd w:id="29"/>
+    </w:p>
+    <w:p>
+      <w:pPr>
+        <w:pStyle w:val="Heading3"/>
+      </w:pPr>
+      <w:bookmarkStart w:id="30" w:name="시나리오-1-등급-등록"/>
+      <w:r>
+        <w:t xml:space="preserve">시나리오 1: 등급 등록</w:t>
+      </w:r>
+      <w:bookmarkEnd w:id="30"/>
+    </w:p>
+    <w:tbl>
+      <w:tblPr>
+        <w:tblStyle w:val="Table"/>
+        <w:jc w:val="center"/>
+        <w:tblLook w:firstRow="1"/>
+        <w:tblW w:w="5000" w:type="pct"/>
+      </w:tblPr>
+      <w:tblGrid/>
+      <w:tr>
+        <w:trPr>
+          <w:cnfStyle w:firstRow="1"/>
+          <w:tblHeader/>
+        </w:trPr>
+        <w:tc>
+          <w:tcPr>
+            <w:tcBorders>
+              <w:bottom w:val="single"/>
+            </w:tcBorders>
+            <w:vAlign w:val="bottom"/>
+            <w:tcBorders>
+              <w:top w:val="single" w:sz="6" w:space="0" w:color="2E75B6"/>
+              <w:bottom w:val="single" w:sz="6" w:space="0" w:color="2E75B6"/>
+              <w:left w:val="single" w:sz="4" w:space="0" w:color="BFBFBF"/>
+              <w:right w:val="single" w:sz="4" w:space="0" w:color="BFBFBF"/>
+            </w:tcBorders>
+            <w:shd w:fill="2E75B6" w:val="clear"/>
+            <w:tcMar>
+              <w:top w:w="50" w:type="dxa"/>
+              <w:bottom w:w="50" w:type="dxa"/>
+              <w:left w:w="100" w:type="dxa"/>
+              <w:right w:w="100" w:type="dxa"/>
+            </w:tcMar>
+          </w:tcPr>
+          <w:p>
+            <w:pPr>
+              <w:pStyle w:val="Compact"/>
+              <w:spacing w:before="20" w:after="20" w:line="280" w:lineRule="exact"/>
+              <w:jc w:val="left"/>
+            </w:pPr>
+            <w:r>
+              <w:rPr>
+                <w:rFonts w:ascii="Arial" w:hAnsi="Arial" w:eastAsia="맑은 고딕"/>
+                <w:b/>
+                <w:color w:val="FFFFFF"/>
+                <w:sz w:val="18"/>
+              </w:rPr>
+              <w:t xml:space="preserve">단계</w:t>
+            </w:r>
+          </w:p>
+        </w:tc>
+        <w:tc>
+          <w:tcPr>
+            <w:tcBorders>
+              <w:bottom w:val="single"/>
+            </w:tcBorders>
+            <w:vAlign w:val="bottom"/>
+            <w:tcBorders>
+              <w:top w:val="single" w:sz="6" w:space="0" w:color="2E75B6"/>
+              <w:bottom w:val="single" w:sz="6" w:space="0" w:color="2E75B6"/>
+              <w:left w:val="single" w:sz="4" w:space="0" w:color="BFBFBF"/>
+              <w:right w:val="single" w:sz="4" w:space="0" w:color="BFBFBF"/>
+            </w:tcBorders>
+            <w:shd w:fill="2E75B6" w:val="clear"/>
+            <w:tcMar>
+              <w:top w:w="50" w:type="dxa"/>
+              <w:bottom w:w="50" w:type="dxa"/>
+              <w:left w:w="100" w:type="dxa"/>
+              <w:right w:w="100" w:type="dxa"/>
+            </w:tcMar>
+          </w:tcPr>
+          <w:p>
+            <w:pPr>
+              <w:pStyle w:val="Compact"/>
+              <w:spacing w:before="20" w:after="20" w:line="280" w:lineRule="exact"/>
+              <w:jc w:val="left"/>
+            </w:pPr>
+            <w:r>
+              <w:rPr>
+                <w:rFonts w:ascii="Arial" w:hAnsi="Arial" w:eastAsia="맑은 고딕"/>
+                <w:b/>
+                <w:color w:val="FFFFFF"/>
+                <w:sz w:val="18"/>
+              </w:rPr>
+              <w:t xml:space="preserve">사용자 행동</w:t>
+            </w:r>
+          </w:p>
+        </w:tc>
+        <w:tc>
+          <w:tcPr>
+            <w:tcBorders>
+              <w:bottom w:val="single"/>
+            </w:tcBorders>
+            <w:vAlign w:val="bottom"/>
+            <w:tcBorders>
+              <w:top w:val="single" w:sz="6" w:space="0" w:color="2E75B6"/>
+              <w:bottom w:val="single" w:sz="6" w:space="0" w:color="2E75B6"/>
+              <w:left w:val="single" w:sz="4" w:space="0" w:color="BFBFBF"/>
+              <w:right w:val="single" w:sz="4" w:space="0" w:color="BFBFBF"/>
+            </w:tcBorders>
+            <w:shd w:fill="2E75B6" w:val="clear"/>
+            <w:tcMar>
+              <w:top w:w="50" w:type="dxa"/>
+              <w:bottom w:w="50" w:type="dxa"/>
+              <w:left w:w="100" w:type="dxa"/>
+              <w:right w:w="100" w:type="dxa"/>
+            </w:tcMar>
+          </w:tcPr>
+          <w:p>
+            <w:pPr>
+              <w:pStyle w:val="Compact"/>
+              <w:spacing w:before="20" w:after="20" w:line="280" w:lineRule="exact"/>
+              <w:jc w:val="left"/>
+            </w:pPr>
+            <w:r>
+              <w:rPr>
+                <w:rFonts w:ascii="Arial" w:hAnsi="Arial" w:eastAsia="맑은 고딕"/>
+                <w:b/>
+                <w:color w:val="FFFFFF"/>
+                <w:sz w:val="18"/>
+              </w:rPr>
+              <w:t xml:space="preserve">시스템 응답</w:t>
+            </w:r>
+          </w:p>
+        </w:tc>
+        <w:tc>
+          <w:tcPr>
+            <w:tcBorders>
+              <w:bottom w:val="single"/>
+            </w:tcBorders>
+            <w:vAlign w:val="bottom"/>
+            <w:tcBorders>
+              <w:top w:val="single" w:sz="6" w:space="0" w:color="2E75B6"/>
+              <w:bottom w:val="single" w:sz="6" w:space="0" w:color="2E75B6"/>
+              <w:left w:val="single" w:sz="4" w:space="0" w:color="BFBFBF"/>
+              <w:right w:val="single" w:sz="4" w:space="0" w:color="BFBFBF"/>
+            </w:tcBorders>
+            <w:shd w:fill="2E75B6" w:val="clear"/>
+            <w:tcMar>
+              <w:top w:w="50" w:type="dxa"/>
+              <w:bottom w:w="50" w:type="dxa"/>
+              <w:left w:w="100" w:type="dxa"/>
+              <w:right w:w="100" w:type="dxa"/>
+            </w:tcMar>
+          </w:tcPr>
+          <w:p>
+            <w:pPr>
+              <w:pStyle w:val="Compact"/>
+              <w:spacing w:before="20" w:after="20" w:line="280" w:lineRule="exact"/>
+              <w:jc w:val="left"/>
+            </w:pPr>
+            <w:r>
+              <w:rPr>
+                <w:rFonts w:ascii="Arial" w:hAnsi="Arial" w:eastAsia="맑은 고딕"/>
+                <w:b/>
+                <w:color w:val="FFFFFF"/>
+                <w:sz w:val="18"/>
+              </w:rPr>
+              <w:t xml:space="preserve">검증 포인트</w:t>
+            </w:r>
+          </w:p>
+        </w:tc>
+      </w:tr>
+      <w:tr>
+        <w:trPr/>
+        <w:tc>
+          <w:tcPr>
+            <w:tcBorders>
+              <w:top w:val="single" w:sz="4" w:space="0" w:color="BFBFBF"/>
+              <w:bottom w:val="single" w:sz="4" w:space="0" w:color="BFBFBF"/>
+              <w:left w:val="single" w:sz="4" w:space="0" w:color="BFBFBF"/>
+              <w:right w:val="single" w:sz="4" w:space="0" w:color="BFBFBF"/>
+            </w:tcBorders>
+            <w:tcMar>
+              <w:top w:w="50" w:type="dxa"/>
+              <w:bottom w:w="50" w:type="dxa"/>
+              <w:left w:w="100" w:type="dxa"/>
+              <w:right w:w="100" w:type="dxa"/>
+            </w:tcMar>
+          </w:tcPr>
+          <w:p>
+            <w:pPr>
+              <w:pStyle w:val="Compact"/>
+              <w:spacing w:before="20" w:after="20" w:line="280" w:lineRule="exact"/>
+              <w:jc w:val="left"/>
+            </w:pPr>
+            <w:r>
+              <w:rPr>
+                <w:rFonts w:ascii="Arial" w:hAnsi="Arial" w:eastAsia="맑은 고딕"/>
+                <w:color w:val="333333"/>
+                <w:sz w:val="18"/>
+              </w:rPr>
+              <w:t xml:space="preserve">1</w:t>
+            </w:r>
+          </w:p>
+        </w:tc>
+        <w:tc>
+          <w:tcPr>
+            <w:tcBorders>
+              <w:top w:val="single" w:sz="4" w:space="0" w:color="BFBFBF"/>
+              <w:bottom w:val="single" w:sz="4" w:space="0" w:color="BFBFBF"/>
+              <w:left w:val="single" w:sz="4" w:space="0" w:color="BFBFBF"/>
+              <w:right w:val="single" w:sz="4" w:space="0" w:color="BFBFBF"/>
+            </w:tcBorders>
+            <w:tcMar>
+              <w:top w:w="50" w:type="dxa"/>
+              <w:bottom w:w="50" w:type="dxa"/>
+              <w:left w:w="100" w:type="dxa"/>
+              <w:right w:w="100" w:type="dxa"/>
+            </w:tcMar>
+          </w:tcPr>
+          <w:p>
+            <w:pPr>
+              <w:pStyle w:val="Compact"/>
+              <w:spacing w:before="20" w:after="20" w:line="280" w:lineRule="exact"/>
+              <w:jc w:val="left"/>
+            </w:pPr>
+            <w:r>
+              <w:rPr>
+                <w:rFonts w:ascii="Arial" w:hAnsi="Arial" w:eastAsia="맑은 고딕"/>
+                <w:color w:val="333333"/>
+                <w:sz w:val="18"/>
+              </w:rPr>
+              <w:t xml:space="preserve">등급 관리 진입</w:t>
+            </w:r>
+          </w:p>
+        </w:tc>
+        <w:tc>
+          <w:tcPr>
+            <w:tcBorders>
+              <w:top w:val="single" w:sz="4" w:space="0" w:color="BFBFBF"/>
+              <w:bottom w:val="single" w:sz="4" w:space="0" w:color="BFBFBF"/>
+              <w:left w:val="single" w:sz="4" w:space="0" w:color="BFBFBF"/>
+              <w:right w:val="single" w:sz="4" w:space="0" w:color="BFBFBF"/>
+            </w:tcBorders>
+            <w:tcMar>
+              <w:top w:w="50" w:type="dxa"/>
+              <w:bottom w:w="50" w:type="dxa"/>
+              <w:left w:w="100" w:type="dxa"/>
+              <w:right w:w="100" w:type="dxa"/>
+            </w:tcMar>
+          </w:tcPr>
+          <w:p>
+            <w:pPr>
+              <w:pStyle w:val="Compact"/>
+              <w:spacing w:before="20" w:after="20" w:line="280" w:lineRule="exact"/>
+              <w:jc w:val="left"/>
+            </w:pPr>
+            <w:r>
+              <w:rPr>
+                <w:rFonts w:ascii="Arial" w:hAnsi="Arial" w:eastAsia="맑은 고딕"/>
+                <w:color w:val="333333"/>
+                <w:sz w:val="18"/>
+              </w:rPr>
+              <w:t xml:space="preserve">좌측 등급 목록 + 우측 폼 렌더링</w:t>
+            </w:r>
+          </w:p>
+        </w:tc>
+        <w:tc>
+          <w:tcPr>
+            <w:tcBorders>
+              <w:top w:val="single" w:sz="4" w:space="0" w:color="BFBFBF"/>
+              <w:bottom w:val="single" w:sz="4" w:space="0" w:color="BFBFBF"/>
+              <w:left w:val="single" w:sz="4" w:space="0" w:color="BFBFBF"/>
+              <w:right w:val="single" w:sz="4" w:space="0" w:color="BFBFBF"/>
+            </w:tcBorders>
+            <w:tcMar>
+              <w:top w:w="50" w:type="dxa"/>
+              <w:bottom w:w="50" w:type="dxa"/>
+              <w:left w:w="100" w:type="dxa"/>
+              <w:right w:w="100" w:type="dxa"/>
+            </w:tcMar>
+          </w:tcPr>
+          <w:p>
+            <w:pPr>
+              <w:pStyle w:val="Compact"/>
+              <w:spacing w:before="20" w:after="20" w:line="280" w:lineRule="exact"/>
+              <w:jc w:val="left"/>
+            </w:pPr>
+            <w:r>
+              <w:rPr>
+                <w:rFonts w:ascii="Arial" w:hAnsi="Arial" w:eastAsia="맑은 고딕"/>
+                <w:color w:val="333333"/>
+                <w:sz w:val="18"/>
+              </w:rPr>
+              <w:t xml:space="preserve">기본 등급(isDefault) 존재 확인</w:t>
+            </w:r>
+          </w:p>
+        </w:tc>
+      </w:tr>
+      <w:tr>
+        <w:trPr/>
+        <w:tc>
+          <w:tcPr>
+            <w:tcBorders>
+              <w:top w:val="single" w:sz="4" w:space="0" w:color="BFBFBF"/>
+              <w:bottom w:val="single" w:sz="4" w:space="0" w:color="BFBFBF"/>
+              <w:left w:val="single" w:sz="4" w:space="0" w:color="BFBFBF"/>
+              <w:right w:val="single" w:sz="4" w:space="0" w:color="BFBFBF"/>
+            </w:tcBorders>
+            <w:shd w:fill="F2F7FB" w:val="clear"/>
+            <w:tcMar>
+              <w:top w:w="50" w:type="dxa"/>
+              <w:bottom w:w="50" w:type="dxa"/>
+              <w:left w:w="100" w:type="dxa"/>
+              <w:right w:w="100" w:type="dxa"/>
+            </w:tcMar>
+          </w:tcPr>
+          <w:p>
+            <w:pPr>
+              <w:pStyle w:val="Compact"/>
+              <w:spacing w:before="20" w:after="20" w:line="280" w:lineRule="exact"/>
+              <w:jc w:val="left"/>
+            </w:pPr>
+            <w:r>
+              <w:rPr>
+                <w:rFonts w:ascii="Arial" w:hAnsi="Arial" w:eastAsia="맑은 고딕"/>
+                <w:color w:val="333333"/>
+                <w:sz w:val="18"/>
+              </w:rPr>
+              <w:t xml:space="preserve">2</w:t>
+            </w:r>
+          </w:p>
+        </w:tc>
+        <w:tc>
+          <w:tcPr>
+            <w:tcBorders>
+              <w:top w:val="single" w:sz="4" w:space="0" w:color="BFBFBF"/>
+              <w:bottom w:val="single" w:sz="4" w:space="0" w:color="BFBFBF"/>
+              <w:left w:val="single" w:sz="4" w:space="0" w:color="BFBFBF"/>
+              <w:right w:val="single" w:sz="4" w:space="0" w:color="BFBFBF"/>
+            </w:tcBorders>
+            <w:shd w:fill="F2F7FB" w:val="clear"/>
+            <w:tcMar>
+              <w:top w:w="50" w:type="dxa"/>
+              <w:bottom w:w="50" w:type="dxa"/>
+              <w:left w:w="100" w:type="dxa"/>
+              <w:right w:w="100" w:type="dxa"/>
+            </w:tcMar>
+          </w:tcPr>
+          <w:p>
+            <w:pPr>
+              <w:pStyle w:val="Compact"/>
+              <w:spacing w:before="20" w:after="20" w:line="280" w:lineRule="exact"/>
+              <w:jc w:val="left"/>
+            </w:pPr>
+            <w:r>
+              <w:rPr>
+                <w:rFonts w:ascii="Arial" w:hAnsi="Arial" w:eastAsia="맑은 고딕"/>
+                <w:color w:val="333333"/>
+                <w:sz w:val="18"/>
+              </w:rPr>
+              <w:t xml:space="preserve">[등급 추가] 클릭</w:t>
+            </w:r>
+          </w:p>
+        </w:tc>
+        <w:tc>
+          <w:tcPr>
+            <w:tcBorders>
+              <w:top w:val="single" w:sz="4" w:space="0" w:color="BFBFBF"/>
+              <w:bottom w:val="single" w:sz="4" w:space="0" w:color="BFBFBF"/>
+              <w:left w:val="single" w:sz="4" w:space="0" w:color="BFBFBF"/>
+              <w:right w:val="single" w:sz="4" w:space="0" w:color="BFBFBF"/>
+            </w:tcBorders>
+            <w:shd w:fill="F2F7FB" w:val="clear"/>
+            <w:tcMar>
+              <w:top w:w="50" w:type="dxa"/>
+              <w:bottom w:w="50" w:type="dxa"/>
+              <w:left w:w="100" w:type="dxa"/>
+              <w:right w:w="100" w:type="dxa"/>
+            </w:tcMar>
+          </w:tcPr>
+          <w:p>
+            <w:pPr>
+              <w:pStyle w:val="Compact"/>
+              <w:spacing w:before="20" w:after="20" w:line="280" w:lineRule="exact"/>
+              <w:jc w:val="left"/>
+            </w:pPr>
+            <w:r>
+              <w:rPr>
+                <w:rFonts w:ascii="Arial" w:hAnsi="Arial" w:eastAsia="맑은 고딕"/>
+                <w:color w:val="333333"/>
+                <w:sz w:val="18"/>
+              </w:rPr>
+              <w:t xml:space="preserve">빈 폼 표시</w:t>
+            </w:r>
+          </w:p>
+        </w:tc>
+        <w:tc>
+          <w:tcPr>
+            <w:tcBorders>
+              <w:top w:val="single" w:sz="4" w:space="0" w:color="BFBFBF"/>
+              <w:bottom w:val="single" w:sz="4" w:space="0" w:color="BFBFBF"/>
+              <w:left w:val="single" w:sz="4" w:space="0" w:color="BFBFBF"/>
+              <w:right w:val="single" w:sz="4" w:space="0" w:color="BFBFBF"/>
+            </w:tcBorders>
+            <w:shd w:fill="F2F7FB" w:val="clear"/>
+            <w:tcMar>
+              <w:top w:w="50" w:type="dxa"/>
+              <w:bottom w:w="50" w:type="dxa"/>
+              <w:left w:w="100" w:type="dxa"/>
+              <w:right w:w="100" w:type="dxa"/>
+            </w:tcMar>
+          </w:tcPr>
+          <w:p>
+            <w:pPr>
+              <w:pStyle w:val="Compact"/>
+              <w:spacing w:before="20" w:after="20" w:line="280" w:lineRule="exact"/>
+              <w:jc w:val="left"/>
+            </w:pPr>
+            <w:r>
+              <w:rPr>
+                <w:rFonts w:ascii="Arial" w:hAnsi="Arial" w:eastAsia="맑은 고딕"/>
+                <w:color w:val="333333"/>
+                <w:sz w:val="18"/>
+              </w:rPr>
+              <w:t xml:space="preserve">필수 필드 초기 상태</w:t>
+            </w:r>
+          </w:p>
+        </w:tc>
+      </w:tr>
+      <w:tr>
+        <w:trPr/>
+        <w:tc>
+          <w:tcPr>
+            <w:tcBorders>
+              <w:top w:val="single" w:sz="4" w:space="0" w:color="BFBFBF"/>
+              <w:bottom w:val="single" w:sz="4" w:space="0" w:color="BFBFBF"/>
+              <w:left w:val="single" w:sz="4" w:space="0" w:color="BFBFBF"/>
+              <w:right w:val="single" w:sz="4" w:space="0" w:color="BFBFBF"/>
+            </w:tcBorders>
+            <w:tcMar>
+              <w:top w:w="50" w:type="dxa"/>
+              <w:bottom w:w="50" w:type="dxa"/>
+              <w:left w:w="100" w:type="dxa"/>
+              <w:right w:w="100" w:type="dxa"/>
+            </w:tcMar>
+          </w:tcPr>
+          <w:p>
+            <w:pPr>
+              <w:pStyle w:val="Compact"/>
+              <w:spacing w:before="20" w:after="20" w:line="280" w:lineRule="exact"/>
+              <w:jc w:val="left"/>
+            </w:pPr>
+            <w:r>
+              <w:rPr>
+                <w:rFonts w:ascii="Arial" w:hAnsi="Arial" w:eastAsia="맑은 고딕"/>
+                <w:color w:val="333333"/>
+                <w:sz w:val="18"/>
+              </w:rPr>
+              <w:t xml:space="preserve">3</w:t>
+            </w:r>
+          </w:p>
+        </w:tc>
+        <w:tc>
+          <w:tcPr>
+            <w:tcBorders>
+              <w:top w:val="single" w:sz="4" w:space="0" w:color="BFBFBF"/>
+              <w:bottom w:val="single" w:sz="4" w:space="0" w:color="BFBFBF"/>
+              <w:left w:val="single" w:sz="4" w:space="0" w:color="BFBFBF"/>
+              <w:right w:val="single" w:sz="4" w:space="0" w:color="BFBFBF"/>
+            </w:tcBorders>
+            <w:tcMar>
+              <w:top w:w="50" w:type="dxa"/>
+              <w:bottom w:w="50" w:type="dxa"/>
+              <w:left w:w="100" w:type="dxa"/>
+              <w:right w:w="100" w:type="dxa"/>
+            </w:tcMar>
+          </w:tcPr>
+          <w:p>
+            <w:pPr>
+              <w:pStyle w:val="Compact"/>
+              <w:spacing w:before="20" w:after="20" w:line="280" w:lineRule="exact"/>
+              <w:jc w:val="left"/>
+            </w:pPr>
+            <w:r>
+              <w:rPr>
+                <w:rFonts w:ascii="Arial" w:hAnsi="Arial" w:eastAsia="맑은 고딕"/>
+                <w:color w:val="333333"/>
+                <w:sz w:val="18"/>
+              </w:rPr>
+              <w:t xml:space="preserve">등급명/설명/Badge색상 입력</w:t>
+            </w:r>
+          </w:p>
+        </w:tc>
+        <w:tc>
+          <w:tcPr>
+            <w:tcBorders>
+              <w:top w:val="single" w:sz="4" w:space="0" w:color="BFBFBF"/>
+              <w:bottom w:val="single" w:sz="4" w:space="0" w:color="BFBFBF"/>
+              <w:left w:val="single" w:sz="4" w:space="0" w:color="BFBFBF"/>
+              <w:right w:val="single" w:sz="4" w:space="0" w:color="BFBFBF"/>
+            </w:tcBorders>
+            <w:tcMar>
+              <w:top w:w="50" w:type="dxa"/>
+              <w:bottom w:w="50" w:type="dxa"/>
+              <w:left w:w="100" w:type="dxa"/>
+              <w:right w:w="100" w:type="dxa"/>
+            </w:tcMar>
+          </w:tcPr>
+          <w:p>
+            <w:pPr>
+              <w:pStyle w:val="Compact"/>
+              <w:spacing w:before="20" w:after="20" w:line="280" w:lineRule="exact"/>
+              <w:jc w:val="left"/>
+            </w:pPr>
+            <w:r>
+              <w:rPr>
+                <w:rFonts w:ascii="Arial" w:hAnsi="Arial" w:eastAsia="맑은 고딕"/>
+                <w:color w:val="333333"/>
+                <w:sz w:val="18"/>
+              </w:rPr>
+              <w:t xml:space="preserve">실시간 유효성 검증</w:t>
+            </w:r>
+          </w:p>
+        </w:tc>
+        <w:tc>
+          <w:tcPr>
+            <w:tcBorders>
+              <w:top w:val="single" w:sz="4" w:space="0" w:color="BFBFBF"/>
+              <w:bottom w:val="single" w:sz="4" w:space="0" w:color="BFBFBF"/>
+              <w:left w:val="single" w:sz="4" w:space="0" w:color="BFBFBF"/>
+              <w:right w:val="single" w:sz="4" w:space="0" w:color="BFBFBF"/>
+            </w:tcBorders>
+            <w:tcMar>
+              <w:top w:w="50" w:type="dxa"/>
+              <w:bottom w:w="50" w:type="dxa"/>
+              <w:left w:w="100" w:type="dxa"/>
+              <w:right w:w="100" w:type="dxa"/>
+            </w:tcMar>
+          </w:tcPr>
+          <w:p>
+            <w:pPr>
+              <w:pStyle w:val="Compact"/>
+              <w:spacing w:before="20" w:after="20" w:line="280" w:lineRule="exact"/>
+              <w:jc w:val="left"/>
+            </w:pPr>
+            <w:r>
+              <w:rPr>
+                <w:rFonts w:ascii="Arial" w:hAnsi="Arial" w:eastAsia="맑은 고딕"/>
+                <w:color w:val="333333"/>
+                <w:sz w:val="18"/>
+              </w:rPr>
+              <w:t xml:space="preserve">2~20자, Badge 7종 중 선택</w:t>
+            </w:r>
+          </w:p>
+        </w:tc>
+      </w:tr>
+      <w:tr>
+        <w:trPr/>
+        <w:tc>
+          <w:tcPr>
+            <w:tcBorders>
+              <w:top w:val="single" w:sz="4" w:space="0" w:color="BFBFBF"/>
+              <w:bottom w:val="single" w:sz="4" w:space="0" w:color="BFBFBF"/>
+              <w:left w:val="single" w:sz="4" w:space="0" w:color="BFBFBF"/>
+              <w:right w:val="single" w:sz="4" w:space="0" w:color="BFBFBF"/>
+            </w:tcBorders>
+            <w:shd w:fill="F2F7FB" w:val="clear"/>
+            <w:tcMar>
+              <w:top w:w="50" w:type="dxa"/>
+              <w:bottom w:w="50" w:type="dxa"/>
+              <w:left w:w="100" w:type="dxa"/>
+              <w:right w:w="100" w:type="dxa"/>
+            </w:tcMar>
+          </w:tcPr>
+          <w:p>
+            <w:pPr>
+              <w:pStyle w:val="Compact"/>
+              <w:spacing w:before="20" w:after="20" w:line="280" w:lineRule="exact"/>
+              <w:jc w:val="left"/>
+            </w:pPr>
+            <w:r>
+              <w:rPr>
+                <w:rFonts w:ascii="Arial" w:hAnsi="Arial" w:eastAsia="맑은 고딕"/>
+                <w:color w:val="333333"/>
+                <w:sz w:val="18"/>
+              </w:rPr>
+              <w:t xml:space="preserve">4</w:t>
+            </w:r>
+          </w:p>
+        </w:tc>
+        <w:tc>
+          <w:tcPr>
+            <w:tcBorders>
+              <w:top w:val="single" w:sz="4" w:space="0" w:color="BFBFBF"/>
+              <w:bottom w:val="single" w:sz="4" w:space="0" w:color="BFBFBF"/>
+              <w:left w:val="single" w:sz="4" w:space="0" w:color="BFBFBF"/>
+              <w:right w:val="single" w:sz="4" w:space="0" w:color="BFBFBF"/>
+            </w:tcBorders>
+            <w:shd w:fill="F2F7FB" w:val="clear"/>
+            <w:tcMar>
+              <w:top w:w="50" w:type="dxa"/>
+              <w:bottom w:w="50" w:type="dxa"/>
+              <w:left w:w="100" w:type="dxa"/>
+              <w:right w:w="100" w:type="dxa"/>
+            </w:tcMar>
+          </w:tcPr>
+          <w:p>
+            <w:pPr>
+              <w:pStyle w:val="Compact"/>
+              <w:spacing w:before="20" w:after="20" w:line="280" w:lineRule="exact"/>
+              <w:jc w:val="left"/>
+            </w:pPr>
+            <w:r>
+              <w:rPr>
+                <w:rFonts w:ascii="Arial" w:hAnsi="Arial" w:eastAsia="맑은 고딕"/>
+                <w:color w:val="333333"/>
+                <w:sz w:val="18"/>
+              </w:rPr>
+              <w:t xml:space="preserve">달성조건: 최소 주문 50,000원 + 최근 3개월</w:t>
+            </w:r>
+          </w:p>
+        </w:tc>
+        <w:tc>
+          <w:tcPr>
+            <w:tcBorders>
+              <w:top w:val="single" w:sz="4" w:space="0" w:color="BFBFBF"/>
+              <w:bottom w:val="single" w:sz="4" w:space="0" w:color="BFBFBF"/>
+              <w:left w:val="single" w:sz="4" w:space="0" w:color="BFBFBF"/>
+              <w:right w:val="single" w:sz="4" w:space="0" w:color="BFBFBF"/>
+            </w:tcBorders>
+            <w:shd w:fill="F2F7FB" w:val="clear"/>
+            <w:tcMar>
+              <w:top w:w="50" w:type="dxa"/>
+              <w:bottom w:w="50" w:type="dxa"/>
+              <w:left w:w="100" w:type="dxa"/>
+              <w:right w:w="100" w:type="dxa"/>
+            </w:tcMar>
+          </w:tcPr>
+          <w:p>
+            <w:pPr>
+              <w:pStyle w:val="Compact"/>
+              <w:spacing w:before="20" w:after="20" w:line="280" w:lineRule="exact"/>
+              <w:jc w:val="left"/>
+            </w:pPr>
+            <w:r>
+              <w:rPr>
+                <w:rFonts w:ascii="Arial" w:hAnsi="Arial" w:eastAsia="맑은 고딕"/>
+                <w:color w:val="333333"/>
+                <w:sz w:val="18"/>
+              </w:rPr>
+              <w:t xml:space="preserve">조건 입력 폼</w:t>
+            </w:r>
+          </w:p>
+        </w:tc>
+        <w:tc>
+          <w:tcPr>
+            <w:tcBorders>
+              <w:top w:val="single" w:sz="4" w:space="0" w:color="BFBFBF"/>
+              <w:bottom w:val="single" w:sz="4" w:space="0" w:color="BFBFBF"/>
+              <w:left w:val="single" w:sz="4" w:space="0" w:color="BFBFBF"/>
+              <w:right w:val="single" w:sz="4" w:space="0" w:color="BFBFBF"/>
+            </w:tcBorders>
+            <w:shd w:fill="F2F7FB" w:val="clear"/>
+            <w:tcMar>
+              <w:top w:w="50" w:type="dxa"/>
+              <w:bottom w:w="50" w:type="dxa"/>
+              <w:left w:w="100" w:type="dxa"/>
+              <w:right w:w="100" w:type="dxa"/>
+            </w:tcMar>
+          </w:tcPr>
+          <w:p>
+            <w:pPr>
+              <w:pStyle w:val="Compact"/>
+              <w:spacing w:before="20" w:after="20" w:line="280" w:lineRule="exact"/>
+              <w:jc w:val="left"/>
+            </w:pPr>
+            <w:r>
+              <w:rPr>
+                <w:rFonts w:ascii="Arial" w:hAnsi="Arial" w:eastAsia="맑은 고딕"/>
+                <w:color w:val="333333"/>
+                <w:sz w:val="18"/>
+              </w:rPr>
+              <w:t xml:space="preserve">null=조건 없음</w:t>
+            </w:r>
+          </w:p>
+        </w:tc>
+      </w:tr>
+      <w:tr>
+        <w:trPr/>
+        <w:tc>
+          <w:tcPr>
+            <w:tcBorders>
+              <w:top w:val="single" w:sz="4" w:space="0" w:color="BFBFBF"/>
+              <w:bottom w:val="single" w:sz="4" w:space="0" w:color="BFBFBF"/>
+              <w:left w:val="single" w:sz="4" w:space="0" w:color="BFBFBF"/>
+              <w:right w:val="single" w:sz="4" w:space="0" w:color="BFBFBF"/>
+            </w:tcBorders>
+            <w:tcMar>
+              <w:top w:w="50" w:type="dxa"/>
+              <w:bottom w:w="50" w:type="dxa"/>
+              <w:left w:w="100" w:type="dxa"/>
+              <w:right w:w="100" w:type="dxa"/>
+            </w:tcMar>
+          </w:tcPr>
+          <w:p>
+            <w:pPr>
+              <w:pStyle w:val="Compact"/>
+              <w:spacing w:before="20" w:after="20" w:line="280" w:lineRule="exact"/>
+              <w:jc w:val="left"/>
+            </w:pPr>
+            <w:r>
+              <w:rPr>
+                <w:rFonts w:ascii="Arial" w:hAnsi="Arial" w:eastAsia="맑은 고딕"/>
+                <w:color w:val="333333"/>
+                <w:sz w:val="18"/>
+              </w:rPr>
+              <w:t xml:space="preserve">5</w:t>
+            </w:r>
+          </w:p>
+        </w:tc>
+        <w:tc>
+          <w:tcPr>
+            <w:tcBorders>
+              <w:top w:val="single" w:sz="4" w:space="0" w:color="BFBFBF"/>
+              <w:bottom w:val="single" w:sz="4" w:space="0" w:color="BFBFBF"/>
+              <w:left w:val="single" w:sz="4" w:space="0" w:color="BFBFBF"/>
+              <w:right w:val="single" w:sz="4" w:space="0" w:color="BFBFBF"/>
+            </w:tcBorders>
+            <w:tcMar>
+              <w:top w:w="50" w:type="dxa"/>
+              <w:bottom w:w="50" w:type="dxa"/>
+              <w:left w:w="100" w:type="dxa"/>
+              <w:right w:w="100" w:type="dxa"/>
+            </w:tcMar>
+          </w:tcPr>
+          <w:p>
+            <w:pPr>
+              <w:pStyle w:val="Compact"/>
+              <w:spacing w:before="20" w:after="20" w:line="280" w:lineRule="exact"/>
+              <w:jc w:val="left"/>
+            </w:pPr>
+            <w:r>
+              <w:rPr>
+                <w:rFonts w:ascii="Arial" w:hAnsi="Arial" w:eastAsia="맑은 고딕"/>
+                <w:color w:val="333333"/>
+                <w:sz w:val="18"/>
+              </w:rPr>
+              <w:t xml:space="preserve">혜택: 포인트 1.5배 + 자동쿠폰 선택</w:t>
+            </w:r>
+          </w:p>
+        </w:tc>
+        <w:tc>
+          <w:tcPr>
+            <w:tcBorders>
+              <w:top w:val="single" w:sz="4" w:space="0" w:color="BFBFBF"/>
+              <w:bottom w:val="single" w:sz="4" w:space="0" w:color="BFBFBF"/>
+              <w:left w:val="single" w:sz="4" w:space="0" w:color="BFBFBF"/>
+              <w:right w:val="single" w:sz="4" w:space="0" w:color="BFBFBF"/>
+            </w:tcBorders>
+            <w:tcMar>
+              <w:top w:w="50" w:type="dxa"/>
+              <w:bottom w:w="50" w:type="dxa"/>
+              <w:left w:w="100" w:type="dxa"/>
+              <w:right w:w="100" w:type="dxa"/>
+            </w:tcMar>
+          </w:tcPr>
+          <w:p>
+            <w:pPr>
+              <w:pStyle w:val="Compact"/>
+              <w:spacing w:before="20" w:after="20" w:line="280" w:lineRule="exact"/>
+              <w:jc w:val="left"/>
+            </w:pPr>
+            <w:r>
+              <w:rPr>
+                <w:rFonts w:ascii="Arial" w:hAnsi="Arial" w:eastAsia="맑은 고딕"/>
+                <w:color w:val="333333"/>
+                <w:sz w:val="18"/>
+              </w:rPr>
+              <w:t xml:space="preserve">쿠폰 검색 모달 → 선택</w:t>
+            </w:r>
+          </w:p>
+        </w:tc>
+        <w:tc>
+          <w:tcPr>
+            <w:tcBorders>
+              <w:top w:val="single" w:sz="4" w:space="0" w:color="BFBFBF"/>
+              <w:bottom w:val="single" w:sz="4" w:space="0" w:color="BFBFBF"/>
+              <w:left w:val="single" w:sz="4" w:space="0" w:color="BFBFBF"/>
+              <w:right w:val="single" w:sz="4" w:space="0" w:color="BFBFBF"/>
+            </w:tcBorders>
+            <w:tcMar>
+              <w:top w:w="50" w:type="dxa"/>
+              <w:bottom w:w="50" w:type="dxa"/>
+              <w:left w:w="100" w:type="dxa"/>
+              <w:right w:w="100" w:type="dxa"/>
+            </w:tcMar>
+          </w:tcPr>
+          <w:p>
+            <w:pPr>
+              <w:pStyle w:val="Compact"/>
+              <w:spacing w:before="20" w:after="20" w:line="280" w:lineRule="exact"/>
+              <w:jc w:val="left"/>
+            </w:pPr>
+            <w:r>
+              <w:rPr>
+                <w:rFonts w:ascii="Arial" w:hAnsi="Arial" w:eastAsia="맑은 고딕"/>
+                <w:color w:val="333333"/>
+                <w:sz w:val="18"/>
+              </w:rPr>
+              <w:t xml:space="preserve">earnMultiplier ≥ 0.1</w:t>
+            </w:r>
+          </w:p>
+        </w:tc>
+      </w:tr>
+      <w:tr>
+        <w:trPr/>
+        <w:tc>
+          <w:tcPr>
+            <w:tcBorders>
+              <w:top w:val="single" w:sz="4" w:space="0" w:color="BFBFBF"/>
+              <w:bottom w:val="single" w:sz="4" w:space="0" w:color="BFBFBF"/>
+              <w:left w:val="single" w:sz="4" w:space="0" w:color="BFBFBF"/>
+              <w:right w:val="single" w:sz="4" w:space="0" w:color="BFBFBF"/>
+            </w:tcBorders>
+            <w:shd w:fill="F2F7FB" w:val="clear"/>
+            <w:tcMar>
+              <w:top w:w="50" w:type="dxa"/>
+              <w:bottom w:w="50" w:type="dxa"/>
+              <w:left w:w="100" w:type="dxa"/>
+              <w:right w:w="100" w:type="dxa"/>
+            </w:tcMar>
+          </w:tcPr>
+          <w:p>
+            <w:pPr>
+              <w:pStyle w:val="Compact"/>
+              <w:spacing w:before="20" w:after="20" w:line="280" w:lineRule="exact"/>
+              <w:jc w:val="left"/>
+            </w:pPr>
+            <w:r>
+              <w:rPr>
+                <w:rFonts w:ascii="Arial" w:hAnsi="Arial" w:eastAsia="맑은 고딕"/>
+                <w:color w:val="333333"/>
+                <w:sz w:val="18"/>
+              </w:rPr>
+              <w:t xml:space="preserve">6</w:t>
+            </w:r>
+          </w:p>
+        </w:tc>
+        <w:tc>
+          <w:tcPr>
+            <w:tcBorders>
+              <w:top w:val="single" w:sz="4" w:space="0" w:color="BFBFBF"/>
+              <w:bottom w:val="single" w:sz="4" w:space="0" w:color="BFBFBF"/>
+              <w:left w:val="single" w:sz="4" w:space="0" w:color="BFBFBF"/>
+              <w:right w:val="single" w:sz="4" w:space="0" w:color="BFBFBF"/>
+            </w:tcBorders>
+            <w:shd w:fill="F2F7FB" w:val="clear"/>
+            <w:tcMar>
+              <w:top w:w="50" w:type="dxa"/>
+              <w:bottom w:w="50" w:type="dxa"/>
+              <w:left w:w="100" w:type="dxa"/>
+              <w:right w:w="100" w:type="dxa"/>
+            </w:tcMar>
+          </w:tcPr>
+          <w:p>
+            <w:pPr>
+              <w:pStyle w:val="Compact"/>
+              <w:spacing w:before="20" w:after="20" w:line="280" w:lineRule="exact"/>
+              <w:jc w:val="left"/>
+            </w:pPr>
+            <w:r>
+              <w:rPr>
+                <w:rFonts w:ascii="Arial" w:hAnsi="Arial" w:eastAsia="맑은 고딕"/>
+                <w:color w:val="333333"/>
+                <w:sz w:val="18"/>
+              </w:rPr>
+              <w:t xml:space="preserve">[저장] → 좌측 목록에 추가</w:t>
+            </w:r>
+          </w:p>
+        </w:tc>
+        <w:tc>
+          <w:tcPr>
+            <w:tcBorders>
+              <w:top w:val="single" w:sz="4" w:space="0" w:color="BFBFBF"/>
+              <w:bottom w:val="single" w:sz="4" w:space="0" w:color="BFBFBF"/>
+              <w:left w:val="single" w:sz="4" w:space="0" w:color="BFBFBF"/>
+              <w:right w:val="single" w:sz="4" w:space="0" w:color="BFBFBF"/>
+            </w:tcBorders>
+            <w:shd w:fill="F2F7FB" w:val="clear"/>
+            <w:tcMar>
+              <w:top w:w="50" w:type="dxa"/>
+              <w:bottom w:w="50" w:type="dxa"/>
+              <w:left w:w="100" w:type="dxa"/>
+              <w:right w:w="100" w:type="dxa"/>
+            </w:tcMar>
+          </w:tcPr>
+          <w:p>
+            <w:pPr>
+              <w:pStyle w:val="Compact"/>
+              <w:spacing w:before="20" w:after="20" w:line="280" w:lineRule="exact"/>
+              <w:jc w:val="left"/>
+            </w:pPr>
+            <w:r>
+              <w:rPr>
+                <w:rStyle w:val="VerbatimChar"/>
+                <w:rFonts w:ascii="Arial" w:hAnsi="Arial" w:eastAsia="맑은 고딕"/>
+                <w:color w:val="333333"/>
+                <w:sz w:val="18"/>
+              </w:rPr>
+              <w:t xml:space="preserve">POST /api/grades</w:t>
+            </w:r>
+            <w:r>
+              <w:rPr>
+                <w:rFonts w:ascii="Arial" w:hAnsi="Arial" w:eastAsia="맑은 고딕"/>
+                <w:color w:val="333333"/>
+                <w:sz w:val="18"/>
+              </w:rPr>
+              <w:t xml:space="preserve"> </w:t>
+            </w:r>
+            <w:r>
+              <w:rPr>
+                <w:rFonts w:ascii="Arial" w:hAnsi="Arial" w:eastAsia="맑은 고딕"/>
+                <w:color w:val="333333"/>
+                <w:sz w:val="18"/>
+              </w:rPr>
+              <w:t xml:space="preserve">→ 목록 갱신</w:t>
+            </w:r>
+          </w:p>
+        </w:tc>
+        <w:tc>
+          <w:tcPr>
+            <w:tcBorders>
+              <w:top w:val="single" w:sz="4" w:space="0" w:color="BFBFBF"/>
+              <w:bottom w:val="single" w:sz="4" w:space="0" w:color="BFBFBF"/>
+              <w:left w:val="single" w:sz="4" w:space="0" w:color="BFBFBF"/>
+              <w:right w:val="single" w:sz="4" w:space="0" w:color="BFBFBF"/>
+            </w:tcBorders>
+            <w:shd w:fill="F2F7FB" w:val="clear"/>
+            <w:tcMar>
+              <w:top w:w="50" w:type="dxa"/>
+              <w:bottom w:w="50" w:type="dxa"/>
+              <w:left w:w="100" w:type="dxa"/>
+              <w:right w:w="100" w:type="dxa"/>
+            </w:tcMar>
+          </w:tcPr>
+          <w:p>
+            <w:pPr>
+              <w:pStyle w:val="Compact"/>
+              <w:spacing w:before="20" w:after="20" w:line="280" w:lineRule="exact"/>
+              <w:jc w:val="left"/>
+            </w:pPr>
+            <w:r>
+              <w:rPr>
+                <w:rFonts w:ascii="Arial" w:hAnsi="Arial" w:eastAsia="맑은 고딕"/>
+                <w:color w:val="333333"/>
+                <w:sz w:val="18"/>
+              </w:rPr>
+              <w:t xml:space="preserve">순서 자동 최하위</w:t>
+            </w:r>
+          </w:p>
+        </w:tc>
+      </w:tr>
+    </w:tbl>
+    <w:p>
+      <w:pPr>
+        <w:pStyle w:val="Heading3"/>
+      </w:pPr>
+      <w:bookmarkStart w:id="31" w:name="시나리오-2-등급-순서-변경-드래그-앤-드롭"/>
+      <w:r>
+        <w:t xml:space="preserve">시나리오 2: 등급 순서 변경 (드래그 앤 드롭)</w:t>
+      </w:r>
+      <w:bookmarkEnd w:id="31"/>
+    </w:p>
+    <w:tbl>
+      <w:tblPr>
+        <w:tblStyle w:val="Table"/>
+        <w:jc w:val="center"/>
+        <w:tblLook w:firstRow="1"/>
+        <w:tblW w:w="5000" w:type="pct"/>
+      </w:tblPr>
+      <w:tblGrid/>
+      <w:tr>
+        <w:trPr>
+          <w:cnfStyle w:firstRow="1"/>
+          <w:tblHeader/>
+        </w:trPr>
+        <w:tc>
+          <w:tcPr>
+            <w:tcBorders>
+              <w:bottom w:val="single"/>
+            </w:tcBorders>
+            <w:vAlign w:val="bottom"/>
+            <w:tcBorders>
+              <w:top w:val="single" w:sz="6" w:space="0" w:color="2E75B6"/>
+              <w:bottom w:val="single" w:sz="6" w:space="0" w:color="2E75B6"/>
+              <w:left w:val="single" w:sz="4" w:space="0" w:color="BFBFBF"/>
+              <w:right w:val="single" w:sz="4" w:space="0" w:color="BFBFBF"/>
+            </w:tcBorders>
+            <w:shd w:fill="2E75B6" w:val="clear"/>
+            <w:tcMar>
+              <w:top w:w="50" w:type="dxa"/>
+              <w:bottom w:w="50" w:type="dxa"/>
+              <w:left w:w="100" w:type="dxa"/>
+              <w:right w:w="100" w:type="dxa"/>
+            </w:tcMar>
+          </w:tcPr>
+          <w:p>
+            <w:pPr>
+              <w:pStyle w:val="Compact"/>
+              <w:spacing w:before="20" w:after="20" w:line="280" w:lineRule="exact"/>
+              <w:jc w:val="left"/>
+            </w:pPr>
+            <w:r>
+              <w:rPr>
+                <w:rFonts w:ascii="Arial" w:hAnsi="Arial" w:eastAsia="맑은 고딕"/>
+                <w:b/>
+                <w:color w:val="FFFFFF"/>
+                <w:sz w:val="18"/>
+              </w:rPr>
+              <w:t xml:space="preserve">단계</w:t>
+            </w:r>
+          </w:p>
+        </w:tc>
+        <w:tc>
+          <w:tcPr>
+            <w:tcBorders>
+              <w:bottom w:val="single"/>
+            </w:tcBorders>
+            <w:vAlign w:val="bottom"/>
+            <w:tcBorders>
+              <w:top w:val="single" w:sz="6" w:space="0" w:color="2E75B6"/>
+              <w:bottom w:val="single" w:sz="6" w:space="0" w:color="2E75B6"/>
+              <w:left w:val="single" w:sz="4" w:space="0" w:color="BFBFBF"/>
+              <w:right w:val="single" w:sz="4" w:space="0" w:color="BFBFBF"/>
+            </w:tcBorders>
+            <w:shd w:fill="2E75B6" w:val="clear"/>
+            <w:tcMar>
+              <w:top w:w="50" w:type="dxa"/>
+              <w:bottom w:w="50" w:type="dxa"/>
+              <w:left w:w="100" w:type="dxa"/>
+              <w:right w:w="100" w:type="dxa"/>
+            </w:tcMar>
+          </w:tcPr>
+          <w:p>
+            <w:pPr>
+              <w:pStyle w:val="Compact"/>
+              <w:spacing w:before="20" w:after="20" w:line="280" w:lineRule="exact"/>
+              <w:jc w:val="left"/>
+            </w:pPr>
+            <w:r>
+              <w:rPr>
+                <w:rFonts w:ascii="Arial" w:hAnsi="Arial" w:eastAsia="맑은 고딕"/>
+                <w:b/>
+                <w:color w:val="FFFFFF"/>
+                <w:sz w:val="18"/>
+              </w:rPr>
+              <w:t xml:space="preserve">사용자 행동</w:t>
+            </w:r>
+          </w:p>
+        </w:tc>
+        <w:tc>
+          <w:tcPr>
+            <w:tcBorders>
+              <w:bottom w:val="single"/>
+            </w:tcBorders>
+            <w:vAlign w:val="bottom"/>
+            <w:tcBorders>
+              <w:top w:val="single" w:sz="6" w:space="0" w:color="2E75B6"/>
+              <w:bottom w:val="single" w:sz="6" w:space="0" w:color="2E75B6"/>
+              <w:left w:val="single" w:sz="4" w:space="0" w:color="BFBFBF"/>
+              <w:right w:val="single" w:sz="4" w:space="0" w:color="BFBFBF"/>
+            </w:tcBorders>
+            <w:shd w:fill="2E75B6" w:val="clear"/>
+            <w:tcMar>
+              <w:top w:w="50" w:type="dxa"/>
+              <w:bottom w:w="50" w:type="dxa"/>
+              <w:left w:w="100" w:type="dxa"/>
+              <w:right w:w="100" w:type="dxa"/>
+            </w:tcMar>
+          </w:tcPr>
+          <w:p>
+            <w:pPr>
+              <w:pStyle w:val="Compact"/>
+              <w:spacing w:before="20" w:after="20" w:line="280" w:lineRule="exact"/>
+              <w:jc w:val="left"/>
+            </w:pPr>
+            <w:r>
+              <w:rPr>
+                <w:rFonts w:ascii="Arial" w:hAnsi="Arial" w:eastAsia="맑은 고딕"/>
+                <w:b/>
+                <w:color w:val="FFFFFF"/>
+                <w:sz w:val="18"/>
+              </w:rPr>
+              <w:t xml:space="preserve">시스템 응답</w:t>
+            </w:r>
+          </w:p>
+        </w:tc>
+        <w:tc>
+          <w:tcPr>
+            <w:tcBorders>
+              <w:bottom w:val="single"/>
+            </w:tcBorders>
+            <w:vAlign w:val="bottom"/>
+            <w:tcBorders>
+              <w:top w:val="single" w:sz="6" w:space="0" w:color="2E75B6"/>
+              <w:bottom w:val="single" w:sz="6" w:space="0" w:color="2E75B6"/>
+              <w:left w:val="single" w:sz="4" w:space="0" w:color="BFBFBF"/>
+              <w:right w:val="single" w:sz="4" w:space="0" w:color="BFBFBF"/>
+            </w:tcBorders>
+            <w:shd w:fill="2E75B6" w:val="clear"/>
+            <w:tcMar>
+              <w:top w:w="50" w:type="dxa"/>
+              <w:bottom w:w="50" w:type="dxa"/>
+              <w:left w:w="100" w:type="dxa"/>
+              <w:right w:w="100" w:type="dxa"/>
+            </w:tcMar>
+          </w:tcPr>
+          <w:p>
+            <w:pPr>
+              <w:pStyle w:val="Compact"/>
+              <w:spacing w:before="20" w:after="20" w:line="280" w:lineRule="exact"/>
+              <w:jc w:val="left"/>
+            </w:pPr>
+            <w:r>
+              <w:rPr>
+                <w:rFonts w:ascii="Arial" w:hAnsi="Arial" w:eastAsia="맑은 고딕"/>
+                <w:b/>
+                <w:color w:val="FFFFFF"/>
+                <w:sz w:val="18"/>
+              </w:rPr>
+              <w:t xml:space="preserve">검증 포인트</w:t>
+            </w:r>
+          </w:p>
+        </w:tc>
+      </w:tr>
+      <w:tr>
+        <w:trPr/>
+        <w:tc>
+          <w:tcPr>
+            <w:tcBorders>
+              <w:top w:val="single" w:sz="4" w:space="0" w:color="BFBFBF"/>
+              <w:bottom w:val="single" w:sz="4" w:space="0" w:color="BFBFBF"/>
+              <w:left w:val="single" w:sz="4" w:space="0" w:color="BFBFBF"/>
+              <w:right w:val="single" w:sz="4" w:space="0" w:color="BFBFBF"/>
+            </w:tcBorders>
+            <w:tcMar>
+              <w:top w:w="50" w:type="dxa"/>
+              <w:bottom w:w="50" w:type="dxa"/>
+              <w:left w:w="100" w:type="dxa"/>
+              <w:right w:w="100" w:type="dxa"/>
+            </w:tcMar>
+          </w:tcPr>
+          <w:p>
+            <w:pPr>
+              <w:pStyle w:val="Compact"/>
+              <w:spacing w:before="20" w:after="20" w:line="280" w:lineRule="exact"/>
+              <w:jc w:val="left"/>
+            </w:pPr>
+            <w:r>
+              <w:rPr>
+                <w:rFonts w:ascii="Arial" w:hAnsi="Arial" w:eastAsia="맑은 고딕"/>
+                <w:color w:val="333333"/>
+                <w:sz w:val="18"/>
+              </w:rPr>
+              <w:t xml:space="preserve">1</w:t>
+            </w:r>
+          </w:p>
+        </w:tc>
+        <w:tc>
+          <w:tcPr>
+            <w:tcBorders>
+              <w:top w:val="single" w:sz="4" w:space="0" w:color="BFBFBF"/>
+              <w:bottom w:val="single" w:sz="4" w:space="0" w:color="BFBFBF"/>
+              <w:left w:val="single" w:sz="4" w:space="0" w:color="BFBFBF"/>
+              <w:right w:val="single" w:sz="4" w:space="0" w:color="BFBFBF"/>
+            </w:tcBorders>
+            <w:tcMar>
+              <w:top w:w="50" w:type="dxa"/>
+              <w:bottom w:w="50" w:type="dxa"/>
+              <w:left w:w="100" w:type="dxa"/>
+              <w:right w:w="100" w:type="dxa"/>
+            </w:tcMar>
+          </w:tcPr>
+          <w:p>
+            <w:pPr>
+              <w:pStyle w:val="Compact"/>
+              <w:spacing w:before="20" w:after="20" w:line="280" w:lineRule="exact"/>
+              <w:jc w:val="left"/>
+            </w:pPr>
+            <w:r>
+              <w:rPr>
+                <w:rFonts w:ascii="Arial" w:hAnsi="Arial" w:eastAsia="맑은 고딕"/>
+                <w:color w:val="333333"/>
+                <w:sz w:val="18"/>
+              </w:rPr>
+              <w:t xml:space="preserve">좌측 등급 목록에서 항목 드래그</w:t>
+            </w:r>
+          </w:p>
+        </w:tc>
+        <w:tc>
+          <w:tcPr>
+            <w:tcBorders>
+              <w:top w:val="single" w:sz="4" w:space="0" w:color="BFBFBF"/>
+              <w:bottom w:val="single" w:sz="4" w:space="0" w:color="BFBFBF"/>
+              <w:left w:val="single" w:sz="4" w:space="0" w:color="BFBFBF"/>
+              <w:right w:val="single" w:sz="4" w:space="0" w:color="BFBFBF"/>
+            </w:tcBorders>
+            <w:tcMar>
+              <w:top w:w="50" w:type="dxa"/>
+              <w:bottom w:w="50" w:type="dxa"/>
+              <w:left w:w="100" w:type="dxa"/>
+              <w:right w:w="100" w:type="dxa"/>
+            </w:tcMar>
+          </w:tcPr>
+          <w:p>
+            <w:pPr>
+              <w:pStyle w:val="Compact"/>
+              <w:spacing w:before="20" w:after="20" w:line="280" w:lineRule="exact"/>
+              <w:jc w:val="left"/>
+            </w:pPr>
+            <w:r>
+              <w:rPr>
+                <w:rFonts w:ascii="Arial" w:hAnsi="Arial" w:eastAsia="맑은 고딕"/>
+                <w:color w:val="333333"/>
+                <w:sz w:val="18"/>
+              </w:rPr>
+              <w:t xml:space="preserve">드래그 중 시각적 피드백</w:t>
+            </w:r>
+          </w:p>
+        </w:tc>
+        <w:tc>
+          <w:tcPr>
+            <w:tcBorders>
+              <w:top w:val="single" w:sz="4" w:space="0" w:color="BFBFBF"/>
+              <w:bottom w:val="single" w:sz="4" w:space="0" w:color="BFBFBF"/>
+              <w:left w:val="single" w:sz="4" w:space="0" w:color="BFBFBF"/>
+              <w:right w:val="single" w:sz="4" w:space="0" w:color="BFBFBF"/>
+            </w:tcBorders>
+            <w:tcMar>
+              <w:top w:w="50" w:type="dxa"/>
+              <w:bottom w:w="50" w:type="dxa"/>
+              <w:left w:w="100" w:type="dxa"/>
+              <w:right w:w="100" w:type="dxa"/>
+            </w:tcMar>
+          </w:tcPr>
+          <w:p>
+            <w:pPr>
+              <w:pStyle w:val="Compact"/>
+              <w:spacing w:before="20" w:after="20" w:line="280" w:lineRule="exact"/>
+              <w:jc w:val="left"/>
+            </w:pPr>
+            <w:r>
+              <w:rPr>
+                <w:rFonts w:ascii="Arial" w:hAnsi="Arial" w:eastAsia="맑은 고딕"/>
+                <w:color w:val="333333"/>
+                <w:sz w:val="18"/>
+              </w:rPr>
+              <w:t xml:space="preserve">@dnd-kit</w:t>
+            </w:r>
+            <w:r>
+              <w:rPr>
+                <w:rFonts w:ascii="Arial" w:hAnsi="Arial" w:eastAsia="맑은 고딕"/>
+                <w:color w:val="333333"/>
+                <w:sz w:val="18"/>
+              </w:rPr>
+              <w:t xml:space="preserve"> </w:t>
+            </w:r>
+            <w:r>
+              <w:rPr>
+                <w:rFonts w:ascii="Arial" w:hAnsi="Arial" w:eastAsia="맑은 고딕"/>
+                <w:color w:val="333333"/>
+                <w:sz w:val="18"/>
+              </w:rPr>
+              <w:t xml:space="preserve">라이브러리</w:t>
+            </w:r>
+          </w:p>
+        </w:tc>
+      </w:tr>
+      <w:tr>
+        <w:trPr/>
+        <w:tc>
+          <w:tcPr>
+            <w:tcBorders>
+              <w:top w:val="single" w:sz="4" w:space="0" w:color="BFBFBF"/>
+              <w:bottom w:val="single" w:sz="4" w:space="0" w:color="BFBFBF"/>
+              <w:left w:val="single" w:sz="4" w:space="0" w:color="BFBFBF"/>
+              <w:right w:val="single" w:sz="4" w:space="0" w:color="BFBFBF"/>
+            </w:tcBorders>
+            <w:shd w:fill="F2F7FB" w:val="clear"/>
+            <w:tcMar>
+              <w:top w:w="50" w:type="dxa"/>
+              <w:bottom w:w="50" w:type="dxa"/>
+              <w:left w:w="100" w:type="dxa"/>
+              <w:right w:w="100" w:type="dxa"/>
+            </w:tcMar>
+          </w:tcPr>
+          <w:p>
+            <w:pPr>
+              <w:pStyle w:val="Compact"/>
+              <w:spacing w:before="20" w:after="20" w:line="280" w:lineRule="exact"/>
+              <w:jc w:val="left"/>
+            </w:pPr>
+            <w:r>
+              <w:rPr>
+                <w:rFonts w:ascii="Arial" w:hAnsi="Arial" w:eastAsia="맑은 고딕"/>
+                <w:color w:val="333333"/>
+                <w:sz w:val="18"/>
+              </w:rPr>
+              <w:t xml:space="preserve">2</w:t>
+            </w:r>
+          </w:p>
+        </w:tc>
+        <w:tc>
+          <w:tcPr>
+            <w:tcBorders>
+              <w:top w:val="single" w:sz="4" w:space="0" w:color="BFBFBF"/>
+              <w:bottom w:val="single" w:sz="4" w:space="0" w:color="BFBFBF"/>
+              <w:left w:val="single" w:sz="4" w:space="0" w:color="BFBFBF"/>
+              <w:right w:val="single" w:sz="4" w:space="0" w:color="BFBFBF"/>
+            </w:tcBorders>
+            <w:shd w:fill="F2F7FB" w:val="clear"/>
+            <w:tcMar>
+              <w:top w:w="50" w:type="dxa"/>
+              <w:bottom w:w="50" w:type="dxa"/>
+              <w:left w:w="100" w:type="dxa"/>
+              <w:right w:w="100" w:type="dxa"/>
+            </w:tcMar>
+          </w:tcPr>
+          <w:p>
+            <w:pPr>
+              <w:pStyle w:val="Compact"/>
+              <w:spacing w:before="20" w:after="20" w:line="280" w:lineRule="exact"/>
+              <w:jc w:val="left"/>
+            </w:pPr>
+            <w:r>
+              <w:rPr>
+                <w:rFonts w:ascii="Arial" w:hAnsi="Arial" w:eastAsia="맑은 고딕"/>
+                <w:color w:val="333333"/>
+                <w:sz w:val="18"/>
+              </w:rPr>
+              <w:t xml:space="preserve">원하는 위치에 드롭</w:t>
+            </w:r>
+          </w:p>
+        </w:tc>
+        <w:tc>
+          <w:tcPr>
+            <w:tcBorders>
+              <w:top w:val="single" w:sz="4" w:space="0" w:color="BFBFBF"/>
+              <w:bottom w:val="single" w:sz="4" w:space="0" w:color="BFBFBF"/>
+              <w:left w:val="single" w:sz="4" w:space="0" w:color="BFBFBF"/>
+              <w:right w:val="single" w:sz="4" w:space="0" w:color="BFBFBF"/>
+            </w:tcBorders>
+            <w:shd w:fill="F2F7FB" w:val="clear"/>
+            <w:tcMar>
+              <w:top w:w="50" w:type="dxa"/>
+              <w:bottom w:w="50" w:type="dxa"/>
+              <w:left w:w="100" w:type="dxa"/>
+              <w:right w:w="100" w:type="dxa"/>
+            </w:tcMar>
+          </w:tcPr>
+          <w:p>
+            <w:pPr>
+              <w:pStyle w:val="Compact"/>
+              <w:spacing w:before="20" w:after="20" w:line="280" w:lineRule="exact"/>
+              <w:jc w:val="left"/>
+            </w:pPr>
+            <w:r>
+              <w:rPr>
+                <w:rFonts w:ascii="Arial" w:hAnsi="Arial" w:eastAsia="맑은 고딕"/>
+                <w:color w:val="333333"/>
+                <w:sz w:val="18"/>
+              </w:rPr>
+              <w:t xml:space="preserve">목록 순서 재배치</w:t>
+            </w:r>
+          </w:p>
+        </w:tc>
+        <w:tc>
+          <w:tcPr>
+            <w:tcBorders>
+              <w:top w:val="single" w:sz="4" w:space="0" w:color="BFBFBF"/>
+              <w:bottom w:val="single" w:sz="4" w:space="0" w:color="BFBFBF"/>
+              <w:left w:val="single" w:sz="4" w:space="0" w:color="BFBFBF"/>
+              <w:right w:val="single" w:sz="4" w:space="0" w:color="BFBFBF"/>
+            </w:tcBorders>
+            <w:shd w:fill="F2F7FB" w:val="clear"/>
+            <w:tcMar>
+              <w:top w:w="50" w:type="dxa"/>
+              <w:bottom w:w="50" w:type="dxa"/>
+              <w:left w:w="100" w:type="dxa"/>
+              <w:right w:w="100" w:type="dxa"/>
+            </w:tcMar>
+          </w:tcPr>
+          <w:p>
+            <w:pPr>
+              <w:pStyle w:val="Compact"/>
+              <w:spacing w:before="20" w:after="20" w:line="280" w:lineRule="exact"/>
+              <w:jc w:val="left"/>
+            </w:pPr>
+            <w:r>
+              <w:rPr>
+                <w:rFonts w:ascii="Arial" w:hAnsi="Arial" w:eastAsia="맑은 고딕"/>
+                <w:color w:val="333333"/>
+                <w:sz w:val="18"/>
+              </w:rPr>
+              <w:t xml:space="preserve">즉시 반영</w:t>
+            </w:r>
+          </w:p>
+        </w:tc>
+      </w:tr>
+      <w:tr>
+        <w:trPr/>
+        <w:tc>
+          <w:tcPr>
+            <w:tcBorders>
+              <w:top w:val="single" w:sz="4" w:space="0" w:color="BFBFBF"/>
+              <w:bottom w:val="single" w:sz="4" w:space="0" w:color="BFBFBF"/>
+              <w:left w:val="single" w:sz="4" w:space="0" w:color="BFBFBF"/>
+              <w:right w:val="single" w:sz="4" w:space="0" w:color="BFBFBF"/>
+            </w:tcBorders>
+            <w:tcMar>
+              <w:top w:w="50" w:type="dxa"/>
+              <w:bottom w:w="50" w:type="dxa"/>
+              <w:left w:w="100" w:type="dxa"/>
+              <w:right w:w="100" w:type="dxa"/>
+            </w:tcMar>
+          </w:tcPr>
+          <w:p>
+            <w:pPr>
+              <w:pStyle w:val="Compact"/>
+              <w:spacing w:before="20" w:after="20" w:line="280" w:lineRule="exact"/>
+              <w:jc w:val="left"/>
+            </w:pPr>
+            <w:r>
+              <w:rPr>
+                <w:rFonts w:ascii="Arial" w:hAnsi="Arial" w:eastAsia="맑은 고딕"/>
+                <w:color w:val="333333"/>
+                <w:sz w:val="18"/>
+              </w:rPr>
+              <w:t xml:space="preserve">3</w:t>
+            </w:r>
+          </w:p>
+        </w:tc>
+        <w:tc>
+          <w:tcPr>
+            <w:tcBorders>
+              <w:top w:val="single" w:sz="4" w:space="0" w:color="BFBFBF"/>
+              <w:bottom w:val="single" w:sz="4" w:space="0" w:color="BFBFBF"/>
+              <w:left w:val="single" w:sz="4" w:space="0" w:color="BFBFBF"/>
+              <w:right w:val="single" w:sz="4" w:space="0" w:color="BFBFBF"/>
+            </w:tcBorders>
+            <w:tcMar>
+              <w:top w:w="50" w:type="dxa"/>
+              <w:bottom w:w="50" w:type="dxa"/>
+              <w:left w:w="100" w:type="dxa"/>
+              <w:right w:w="100" w:type="dxa"/>
+            </w:tcMar>
+          </w:tcPr>
+          <w:p>
+            <w:pPr>
+              <w:pStyle w:val="Compact"/>
+              <w:spacing w:before="20" w:after="20" w:line="280" w:lineRule="exact"/>
+              <w:jc w:val="left"/>
+            </w:pPr>
+            <w:r>
+              <w:rPr>
+                <w:rFonts w:ascii="Arial" w:hAnsi="Arial" w:eastAsia="맑은 고딕"/>
+                <w:color w:val="333333"/>
+                <w:sz w:val="18"/>
+              </w:rPr>
+              <w:t xml:space="preserve">[순서 저장] 클릭</w:t>
+            </w:r>
+          </w:p>
+        </w:tc>
+        <w:tc>
+          <w:tcPr>
+            <w:tcBorders>
+              <w:top w:val="single" w:sz="4" w:space="0" w:color="BFBFBF"/>
+              <w:bottom w:val="single" w:sz="4" w:space="0" w:color="BFBFBF"/>
+              <w:left w:val="single" w:sz="4" w:space="0" w:color="BFBFBF"/>
+              <w:right w:val="single" w:sz="4" w:space="0" w:color="BFBFBF"/>
+            </w:tcBorders>
+            <w:tcMar>
+              <w:top w:w="50" w:type="dxa"/>
+              <w:bottom w:w="50" w:type="dxa"/>
+              <w:left w:w="100" w:type="dxa"/>
+              <w:right w:w="100" w:type="dxa"/>
+            </w:tcMar>
+          </w:tcPr>
+          <w:p>
+            <w:pPr>
+              <w:pStyle w:val="Compact"/>
+              <w:spacing w:before="20" w:after="20" w:line="280" w:lineRule="exact"/>
+              <w:jc w:val="left"/>
+            </w:pPr>
+            <w:r>
+              <w:rPr>
+                <w:rStyle w:val="VerbatimChar"/>
+                <w:rFonts w:ascii="Arial" w:hAnsi="Arial" w:eastAsia="맑은 고딕"/>
+                <w:color w:val="333333"/>
+                <w:sz w:val="18"/>
+              </w:rPr>
+              <w:t xml:space="preserve">PUT /api/grades/order</w:t>
+            </w:r>
+            <w:r>
+              <w:rPr>
+                <w:rFonts w:ascii="Arial" w:hAnsi="Arial" w:eastAsia="맑은 고딕"/>
+                <w:color w:val="333333"/>
+                <w:sz w:val="18"/>
+              </w:rPr>
+              <w:t xml:space="preserve"> </w:t>
+            </w:r>
+            <w:r>
+              <w:rPr>
+                <w:rFonts w:ascii="Arial" w:hAnsi="Arial" w:eastAsia="맑은 고딕"/>
+                <w:color w:val="333333"/>
+                <w:sz w:val="18"/>
+              </w:rPr>
+              <w:t xml:space="preserve">[{id, order}] 배열 전송</w:t>
+            </w:r>
+          </w:p>
+        </w:tc>
+        <w:tc>
+          <w:tcPr>
+            <w:tcBorders>
+              <w:top w:val="single" w:sz="4" w:space="0" w:color="BFBFBF"/>
+              <w:bottom w:val="single" w:sz="4" w:space="0" w:color="BFBFBF"/>
+              <w:left w:val="single" w:sz="4" w:space="0" w:color="BFBFBF"/>
+              <w:right w:val="single" w:sz="4" w:space="0" w:color="BFBFBF"/>
+            </w:tcBorders>
+            <w:tcMar>
+              <w:top w:w="50" w:type="dxa"/>
+              <w:bottom w:w="50" w:type="dxa"/>
+              <w:left w:w="100" w:type="dxa"/>
+              <w:right w:w="100" w:type="dxa"/>
+            </w:tcMar>
+          </w:tcPr>
+          <w:p>
+            <w:pPr>
+              <w:pStyle w:val="Compact"/>
+              <w:spacing w:before="20" w:after="20" w:line="280" w:lineRule="exact"/>
+              <w:jc w:val="left"/>
+            </w:pPr>
+            <w:r>
+              <w:rPr>
+                <w:rFonts w:ascii="Arial" w:hAnsi="Arial" w:eastAsia="맑은 고딕"/>
+                <w:color w:val="333333"/>
+                <w:sz w:val="18"/>
+              </w:rPr>
+              <w:t xml:space="preserve">전체 순서 일괄 업데이트</w:t>
+            </w:r>
+          </w:p>
+        </w:tc>
+      </w:tr>
+    </w:tbl>
+    <w:p>
+      <w:r>
+        <w:pict>
+          <v:rect style="width:0;height:1.5pt" o:hralign="center" o:hrstd="t" o:hr="t"/>
+        </w:pict>
+      </w:r>
+    </w:p>
+    <w:p>
+      <w:pPr>
+        <w:pStyle w:val="Heading2"/>
+      </w:pPr>
+      <w:bookmarkStart w:id="32" w:name="개발자용-정책-설명"/>
+      <w:r>
+        <w:t xml:space="preserve">4. 개발자용 정책 설명</w:t>
+      </w:r>
+      <w:bookmarkEnd w:id="32"/>
+    </w:p>
+    <w:p>
+      <w:pPr>
+        <w:pStyle w:val="Heading3"/>
+      </w:pPr>
+      <w:bookmarkStart w:id="33" w:name="등급-평가-배치"/>
+      <w:r>
+        <w:t xml:space="preserve">4.1. 등급 평가 배치</w:t>
+      </w:r>
+      <w:bookmarkEnd w:id="33"/>
+    </w:p>
+    <w:p>
+      <w:pPr>
+        <w:pStyle w:val="SourceCode"/>
+      </w:pPr>
+      <w:r>
+        <w:rPr>
+          <w:rStyle w:val="VerbatimChar"/>
+        </w:rPr>
+        <w:t xml:space="preserve">실행: retentionMonths가 설정된 등급에 대해 매월 1일 00:00</w:t>
+      </w:r>
+      <w:r>
+        <w:br/>
+      </w:r>
+      <w:r>
+        <w:rPr>
+          <w:rStyle w:val="VerbatimChar"/>
+        </w:rPr>
+        <w:t xml:space="preserve">대상: lastEvaluatedAt + retentionMonths &lt; now()인 회원</w:t>
+      </w:r>
+      <w:r>
+        <w:br/>
+      </w:r>
+      <w:r>
+        <w:rPr>
+          <w:rStyle w:val="VerbatimChar"/>
+        </w:rPr>
+        <w:t xml:space="preserve">처리:</w:t>
+      </w:r>
+      <w:r>
+        <w:br/>
+      </w:r>
+      <w:r>
+        <w:rPr>
+          <w:rStyle w:val="VerbatimChar"/>
+        </w:rPr>
+        <w:t xml:space="preserve">  1. 회원의 calculationPeriod 기간 내 주문 금액/횟수 집계</w:t>
+      </w:r>
+      <w:r>
+        <w:br/>
+      </w:r>
+      <w:r>
+        <w:rPr>
+          <w:rStyle w:val="VerbatimChar"/>
+        </w:rPr>
+        <w:t xml:space="preserve">  2. 달성 조건 충족 → 등급 유지 또는 승급</w:t>
+      </w:r>
+      <w:r>
+        <w:br/>
+      </w:r>
+      <w:r>
+        <w:rPr>
+          <w:rStyle w:val="VerbatimChar"/>
+        </w:rPr>
+        <w:t xml:space="preserve">  3. 미충족 → 한 단계 하위 등급으로 강등</w:t>
+      </w:r>
+      <w:r>
+        <w:br/>
+      </w:r>
+      <w:r>
+        <w:rPr>
+          <w:rStyle w:val="VerbatimChar"/>
+        </w:rPr>
+        <w:t xml:space="preserve">  4. 기본 등급(isDefault) 미만으로 강등 불가</w:t>
+      </w:r>
+      <w:r>
+        <w:br/>
+      </w:r>
+      <w:r>
+        <w:rPr>
+          <w:rStyle w:val="VerbatimChar"/>
+        </w:rPr>
+        <w:t xml:space="preserve">승급 시: issueOnUpgrade=true인 쿠폰 자동 발급</w:t>
+      </w:r>
+    </w:p>
+    <w:p>
+      <w:pPr>
+        <w:pStyle w:val="Heading3"/>
+      </w:pPr>
+      <w:bookmarkStart w:id="34" w:name="기본-등급-보호-정책"/>
+      <w:r>
+        <w:t xml:space="preserve">4.2. 기본 등급 보호 정책</w:t>
+      </w:r>
+      <w:bookmarkEnd w:id="34"/>
+    </w:p>
+    <w:p>
+      <w:pPr>
+        <w:pStyle w:val="SourceCode"/>
+      </w:pPr>
+      <w:r>
+        <w:rPr>
+          <w:rStyle w:val="VerbatimChar"/>
+        </w:rPr>
+        <w:t xml:space="preserve">isDefault=true 등급:</w:t>
+      </w:r>
+      <w:r>
+        <w:br/>
+      </w:r>
+      <w:r>
+        <w:rPr>
+          <w:rStyle w:val="VerbatimChar"/>
+        </w:rPr>
+        <w:t xml:space="preserve">  - 삭제 불가 (400 에러)</w:t>
+      </w:r>
+      <w:r>
+        <w:br/>
+      </w:r>
+      <w:r>
+        <w:rPr>
+          <w:rStyle w:val="VerbatimChar"/>
+        </w:rPr>
+        <w:t xml:space="preserve">  - 시스템에 반드시 1개 존재</w:t>
+      </w:r>
+      <w:r>
+        <w:br/>
+      </w:r>
+      <w:r>
+        <w:rPr>
+          <w:rStyle w:val="VerbatimChar"/>
+        </w:rPr>
+        <w:t xml:space="preserve">  - 등급 삭제 시 해당 등급 회원은 기본 등급으로 자동 이동</w:t>
+      </w:r>
+    </w:p>
+    <w:p>
+      <w:pPr>
+        <w:pStyle w:val="Heading3"/>
+      </w:pPr>
+      <w:bookmarkStart w:id="35" w:name="쿠폰-자동-발급-정책"/>
+      <w:r>
+        <w:t xml:space="preserve">4.3. 쿠폰 자동 발급 정책</w:t>
+      </w:r>
+      <w:bookmarkEnd w:id="35"/>
+    </w:p>
+    <w:p>
+      <w:pPr>
+        <w:pStyle w:val="SourceCode"/>
+      </w:pPr>
+      <w:r>
+        <w:rPr>
+          <w:rStyle w:val="VerbatimChar"/>
+        </w:rPr>
+        <w:t xml:space="preserve">issueMonthly=true인 등급:</w:t>
+      </w:r>
+      <w:r>
+        <w:br/>
+      </w:r>
+      <w:r>
+        <w:rPr>
+          <w:rStyle w:val="VerbatimChar"/>
+        </w:rPr>
+        <w:t xml:space="preserve">  - 매월 monthlyIssueDay에 해당 등급 전체 회원에게 autoIssueCouponIds 쿠폰 발급</w:t>
+      </w:r>
+      <w:r>
+        <w:br/>
+      </w:r>
+      <w:r>
+        <w:rPr>
+          <w:rStyle w:val="VerbatimChar"/>
+        </w:rPr>
+        <w:t xml:space="preserve">  - 비동기 Message Queue로 처리 (대량 회원 대응)</w:t>
+      </w:r>
+      <w:r>
+        <w:br/>
+      </w:r>
+      <w:r>
+        <w:rPr>
+          <w:rStyle w:val="VerbatimChar"/>
+        </w:rPr>
+        <w:t xml:space="preserve">  - 발급 실패 시 재시도 3회 후 관리자 알림</w:t>
       </w:r>
     </w:p>
     <w:sectPr/>
